--- a/Clinical_Partner_Handover.docx
+++ b/Clinical_Partner_Handover.docx
@@ -1258,7 +1258,7 @@
       <w:r>
         <w:drawing>
           <wp:inline xmlns:a="http://schemas.openxmlformats.org/drawingml/2006/main" xmlns:pic="http://schemas.openxmlformats.org/drawingml/2006/picture">
-            <wp:extent cx="6035040" cy="1999223"/>
+            <wp:extent cx="6309360" cy="981814"/>
             <wp:docPr id="2" name="Picture 2"/>
             <wp:cNvGraphicFramePr>
               <a:graphicFrameLocks noChangeAspect="1"/>
@@ -1267,7 +1267,7 @@
               <a:graphicData uri="http://schemas.openxmlformats.org/drawingml/2006/picture">
                 <pic:pic>
                   <pic:nvPicPr>
-                    <pic:cNvPr id="0" name="diag1_teacher_student.png"/>
+                    <pic:cNvPr id="0" name="mfig1.png"/>
                     <pic:cNvPicPr/>
                   </pic:nvPicPr>
                   <pic:blipFill>
@@ -1279,7 +1279,7 @@
                   <pic:spPr>
                     <a:xfrm>
                       <a:off x="0" y="0"/>
-                      <a:ext cx="6035040" cy="1999223"/>
+                      <a:ext cx="6309360" cy="981814"/>
                     </a:xfrm>
                     <a:prstGeom prst="rect"/>
                   </pic:spPr>
@@ -1303,6 +1303,27 @@
           <w:sz w:val="17"/>
         </w:rPr>
         <w:t>Figure 1. The same teacher → student → edge pattern is used for every task in the system.</w:t>
+      </w:r>
+    </w:p>
+    <w:p>
+      <w:pPr>
+        <w:spacing w:after="200"/>
+        <w:ind w:left="259" w:right="259"/>
+      </w:pPr>
+      <w:r>
+        <w:rPr>
+          <w:b/>
+          <w:color w:val="2E6DA4"/>
+          <w:sz w:val="19"/>
+        </w:rPr>
+        <w:t xml:space="preserve">How to read it.  </w:t>
+      </w:r>
+      <w:r>
+        <w:rPr>
+          <w:color w:val="555555"/>
+          <w:sz w:val="19"/>
+        </w:rPr>
+        <w:t>Follow the boxes left to right. The Teacher is the large, most-accurate model, trained on cloud computers; distillation is the step that transfers its skill into a small Student; quantization then shrinks the Student so it runs on a laptop or cart. From there every result meets the Accuracy gate: if it clears the clinical bar it goes to a calibrated confidence check and is either shown to the clinician (confident) or handed to a human (uncertain); if it fails, it is not shipped and goes back for more data or retraining.</w:t>
       </w:r>
     </w:p>
     <w:p>
@@ -3020,7 +3041,7 @@
       <w:r>
         <w:drawing>
           <wp:inline xmlns:a="http://schemas.openxmlformats.org/drawingml/2006/main" xmlns:pic="http://schemas.openxmlformats.org/drawingml/2006/picture">
-            <wp:extent cx="5120640" cy="4415307"/>
+            <wp:extent cx="4937760" cy="10569646"/>
             <wp:docPr id="14" name="Picture 14"/>
             <wp:cNvGraphicFramePr>
               <a:graphicFrameLocks noChangeAspect="1"/>
@@ -3029,7 +3050,7 @@
               <a:graphicData uri="http://schemas.openxmlformats.org/drawingml/2006/picture">
                 <pic:pic>
                   <pic:nvPicPr>
-                    <pic:cNvPr id="0" name="diag3_safety_gate.png"/>
+                    <pic:cNvPr id="0" name="mfig3.png"/>
                     <pic:cNvPicPr/>
                   </pic:nvPicPr>
                   <pic:blipFill>
@@ -3041,7 +3062,7 @@
                   <pic:spPr>
                     <a:xfrm>
                       <a:off x="0" y="0"/>
-                      <a:ext cx="5120640" cy="4415307"/>
+                      <a:ext cx="4937760" cy="10569646"/>
                     </a:xfrm>
                     <a:prstGeom prst="rect"/>
                   </pic:spPr>
@@ -3065,6 +3086,27 @@
           <w:sz w:val="17"/>
         </w:rPr>
         <w:t>Figure 3. Every input passes an accuracy gate, is calibrated, then is either surfaced with confidence or deferred to a human — and always audit-logged.</w:t>
+      </w:r>
+    </w:p>
+    <w:p>
+      <w:pPr>
+        <w:spacing w:after="200"/>
+        <w:ind w:left="259" w:right="259"/>
+      </w:pPr>
+      <w:r>
+        <w:rPr>
+          <w:b/>
+          <w:color w:val="2E6DA4"/>
+          <w:sz w:val="19"/>
+        </w:rPr>
+        <w:t xml:space="preserve">How to read it.  </w:t>
+      </w:r>
+      <w:r>
+        <w:rPr>
+          <w:color w:val="555555"/>
+          <w:sz w:val="19"/>
+        </w:rPr>
+        <w:t>Follow the arrows top to bottom. A new image first meets the Accuracy gate — a model that never cleared its minimum bar is not shipped at all. If it passes, its raw score is turned into an honest confidence, then two questions decide the outcome: is this a familiar kind of case (a scanner and view the model has seen), and is the confidence high enough? Only a “yes” to both surfaces a finding with its confidence score; anything unfamiliar or borderline is deferred to the clinician. Either way the decision is written to an audit log (image ID, model version, result).</w:t>
       </w:r>
     </w:p>
     <w:p>
@@ -3189,7 +3231,7 @@
       <w:r>
         <w:drawing>
           <wp:inline xmlns:a="http://schemas.openxmlformats.org/drawingml/2006/main" xmlns:pic="http://schemas.openxmlformats.org/drawingml/2006/picture">
-            <wp:extent cx="6035040" cy="2585911"/>
+            <wp:extent cx="6309360" cy="619669"/>
             <wp:docPr id="15" name="Picture 15"/>
             <wp:cNvGraphicFramePr>
               <a:graphicFrameLocks noChangeAspect="1"/>
@@ -3198,7 +3240,7 @@
               <a:graphicData uri="http://schemas.openxmlformats.org/drawingml/2006/picture">
                 <pic:pic>
                   <pic:nvPicPr>
-                    <pic:cNvPr id="0" name="diag2_build_deploy.png"/>
+                    <pic:cNvPr id="0" name="mfig2.png"/>
                     <pic:cNvPicPr/>
                   </pic:nvPicPr>
                   <pic:blipFill>
@@ -3210,7 +3252,7 @@
                   <pic:spPr>
                     <a:xfrm>
                       <a:off x="0" y="0"/>
-                      <a:ext cx="6035040" cy="2585911"/>
+                      <a:ext cx="6309360" cy="619669"/>
                     </a:xfrm>
                     <a:prstGeom prst="rect"/>
                   </pic:spPr>
@@ -3238,6 +3280,27 @@
     </w:p>
     <w:p>
       <w:pPr>
+        <w:spacing w:after="200"/>
+        <w:ind w:left="259" w:right="259"/>
+      </w:pPr>
+      <w:r>
+        <w:rPr>
+          <w:b/>
+          <w:color w:val="2E6DA4"/>
+          <w:sz w:val="19"/>
+        </w:rPr>
+        <w:t xml:space="preserve">How to read it.  </w:t>
+      </w:r>
+      <w:r>
+        <w:rPr>
+          <w:color w:val="555555"/>
+          <w:sz w:val="19"/>
+        </w:rPr>
+        <w:t>Everything in the left (build) box happens once, in the cloud: training notebooks call the pipeline code to train a large Teacher and distill a small Student. The single arrow crossing to the right is the hand-off — the Student is compressed and converted to CoreML (Apple’s on-device format). Everything in the right (deploy) box then runs on the bedside laptop or cart and produces a finding with a confidence score. Nothing on the right side needs the internet.</w:t>
+      </w:r>
+    </w:p>
+    <w:p>
+      <w:pPr>
         <w:spacing w:after="120"/>
       </w:pPr>
       <w:r>
@@ -3346,7 +3409,7 @@
       <w:r>
         <w:drawing>
           <wp:inline xmlns:a="http://schemas.openxmlformats.org/drawingml/2006/main" xmlns:pic="http://schemas.openxmlformats.org/drawingml/2006/picture">
-            <wp:extent cx="6217920" cy="2842478"/>
+            <wp:extent cx="5943600" cy="4184780"/>
             <wp:docPr id="16" name="Picture 16"/>
             <wp:cNvGraphicFramePr>
               <a:graphicFrameLocks noChangeAspect="1"/>
@@ -3355,7 +3418,7 @@
               <a:graphicData uri="http://schemas.openxmlformats.org/drawingml/2006/picture">
                 <pic:pic>
                   <pic:nvPicPr>
-                    <pic:cNvPr id="0" name="diag4_roadmap_swimlane.png"/>
+                    <pic:cNvPr id="0" name="mfig4.png"/>
                     <pic:cNvPicPr/>
                   </pic:nvPicPr>
                   <pic:blipFill>
@@ -3367,7 +3430,7 @@
                   <pic:spPr>
                     <a:xfrm>
                       <a:off x="0" y="0"/>
-                      <a:ext cx="6217920" cy="2842478"/>
+                      <a:ext cx="5943600" cy="4184780"/>
                     </a:xfrm>
                     <a:prstGeom prst="rect"/>
                   </pic:spPr>
@@ -3390,7 +3453,28 @@
           <w:color w:val="555555"/>
           <w:sz w:val="17"/>
         </w:rPr>
-        <w:t>Figure 4. Four domains, one shared pipeline. Coronary (green) has run the machinery end-to-end; the other three (amber) are configured but data- or build-gated.</w:t>
+        <w:t>Figure 4. Four domains, one shared pipeline — honest current position of each. Green = complete · Amber = in progress · Grey = not started. Coronary has run the machinery through on-device export; the other three are configured but data- or build-gated.</w:t>
+      </w:r>
+    </w:p>
+    <w:p>
+      <w:pPr>
+        <w:spacing w:after="200"/>
+        <w:ind w:left="259" w:right="259"/>
+      </w:pPr>
+      <w:r>
+        <w:rPr>
+          <w:b/>
+          <w:color w:val="2E6DA4"/>
+          <w:sz w:val="19"/>
+        </w:rPr>
+        <w:t xml:space="preserve">How to read it.  </w:t>
+      </w:r>
+      <w:r>
+        <w:rPr>
+          <w:color w:val="555555"/>
+          <w:sz w:val="19"/>
+        </w:rPr>
+        <w:t>Each row is one clinical domain. The boxes left-to-right are the shared build stages every domain passes through — get the data, train the model, export it to run on the device, then clinically validate. The box colour is the real status: green is done, amber is in progress, grey is not yet started. Coronary (top) is green through on-device export — that is the work described in Sections 3–5. The other three are configured but still gated on data access (ethics approval) or unfinished build steps, which is why they are amber or grey.</w:t>
       </w:r>
     </w:p>
     <w:p>
@@ -3433,7 +3517,7 @@
       <w:r>
         <w:drawing>
           <wp:inline xmlns:a="http://schemas.openxmlformats.org/drawingml/2006/main" xmlns:pic="http://schemas.openxmlformats.org/drawingml/2006/picture">
-            <wp:extent cx="5760720" cy="2264666"/>
+            <wp:extent cx="6309360" cy="1038147"/>
             <wp:docPr id="17" name="Picture 17"/>
             <wp:cNvGraphicFramePr>
               <a:graphicFrameLocks noChangeAspect="1"/>
@@ -3442,7 +3526,7 @@
               <a:graphicData uri="http://schemas.openxmlformats.org/drawingml/2006/picture">
                 <pic:pic>
                   <pic:nvPicPr>
-                    <pic:cNvPr id="0" name="diag5a_cerebral_dsa.png"/>
+                    <pic:cNvPr id="0" name="mfig5.png"/>
                     <pic:cNvPicPr/>
                   </pic:nvPicPr>
                   <pic:blipFill>
@@ -3454,7 +3538,7 @@
                   <pic:spPr>
                     <a:xfrm>
                       <a:off x="0" y="0"/>
-                      <a:ext cx="5760720" cy="2264666"/>
+                      <a:ext cx="6309360" cy="1038147"/>
                     </a:xfrm>
                     <a:prstGeom prst="rect"/>
                   </pic:spPr>
@@ -3467,6 +3551,42 @@
     </w:p>
     <w:p>
       <w:pPr>
+        <w:spacing w:after="160"/>
+        <w:jc w:val="center"/>
+      </w:pPr>
+      <w:r>
+        <w:rPr>
+          <w:b w:val="0"/>
+          <w:i/>
+          <w:color w:val="555555"/>
+          <w:sz w:val="17"/>
+        </w:rPr>
+        <w:t>Figure 5. Cerebral DSA — teacher DSANet distilled into a temporal edge student.</w:t>
+      </w:r>
+    </w:p>
+    <w:p>
+      <w:pPr>
+        <w:spacing w:after="200"/>
+        <w:ind w:left="259" w:right="259"/>
+      </w:pPr>
+      <w:r>
+        <w:rPr>
+          <w:b/>
+          <w:color w:val="2E6DA4"/>
+          <w:sz w:val="19"/>
+        </w:rPr>
+        <w:t xml:space="preserve">How to read it.  </w:t>
+      </w:r>
+      <w:r>
+        <w:rPr>
+          <w:color w:val="555555"/>
+          <w:sz w:val="19"/>
+        </w:rPr>
+        <w:t>Left to right: a timed contrast X-ray sequence is first condensed (a few keyframes plus a minimum-intensity projection that flattens the run into one informative image). A large Teacher model (DSANet) sets the accuracy ceiling and, by distillation, trains a small edge Student that fuses several frames over time. The output is a brain-vessel outline plus a connectivity score. The dashed box is an honest status note: the models are chosen, but the data-preparation step is not yet built.</w:t>
+      </w:r>
+    </w:p>
+    <w:p>
+      <w:pPr>
         <w:spacing w:after="120"/>
       </w:pPr>
       <w:r>
@@ -3535,7 +3655,7 @@
       <w:r>
         <w:drawing>
           <wp:inline xmlns:a="http://schemas.openxmlformats.org/drawingml/2006/main" xmlns:pic="http://schemas.openxmlformats.org/drawingml/2006/picture">
-            <wp:extent cx="5760720" cy="2470544"/>
+            <wp:extent cx="5120640" cy="2272937"/>
             <wp:docPr id="18" name="Picture 18"/>
             <wp:cNvGraphicFramePr>
               <a:graphicFrameLocks noChangeAspect="1"/>
@@ -3544,7 +3664,7 @@
               <a:graphicData uri="http://schemas.openxmlformats.org/drawingml/2006/picture">
                 <pic:pic>
                   <pic:nvPicPr>
-                    <pic:cNvPr id="0" name="diag5b_avf.png"/>
+                    <pic:cNvPr id="0" name="mfig6.png"/>
                     <pic:cNvPicPr/>
                   </pic:nvPicPr>
                   <pic:blipFill>
@@ -3556,7 +3676,7 @@
                   <pic:spPr>
                     <a:xfrm>
                       <a:off x="0" y="0"/>
-                      <a:ext cx="5760720" cy="2470544"/>
+                      <a:ext cx="5120640" cy="2272937"/>
                     </a:xfrm>
                     <a:prstGeom prst="rect"/>
                   </pic:spPr>
@@ -3569,6 +3689,42 @@
     </w:p>
     <w:p>
       <w:pPr>
+        <w:spacing w:after="160"/>
+        <w:jc w:val="center"/>
+      </w:pPr>
+      <w:r>
+        <w:rPr>
+          <w:b w:val="0"/>
+          <w:i/>
+          <w:color w:val="555555"/>
+          <w:sz w:val="17"/>
+        </w:rPr>
+        <w:t>Figure 6. AV fistula — two lightweight tracks (tabular surveillance + audio screening).</w:t>
+      </w:r>
+    </w:p>
+    <w:p>
+      <w:pPr>
+        <w:spacing w:after="200"/>
+        <w:ind w:left="259" w:right="259"/>
+      </w:pPr>
+      <w:r>
+        <w:rPr>
+          <w:b/>
+          <w:color w:val="2E6DA4"/>
+          <w:sz w:val="19"/>
+        </w:rPr>
+        <w:t xml:space="preserve">How to read it.  </w:t>
+      </w:r>
+      <w:r>
+        <w:rPr>
+          <w:color w:val="555555"/>
+          <w:sz w:val="19"/>
+        </w:rPr>
+        <w:t>Two independent, lightweight tracks. Track 1 (top) feeds routine numbers — pressures, flow rate, vessel diameter, blood markers — into a LightGBM model that flags occlusion risk with a plain explanation of why. Track 2 (bottom) turns a short recording of the fistula’s sound (bruit) into a spectrogram, read by a tiny model to produce a screening flag — explicitly a screen, not a diagnosis. The dashed note states the honest limit: the models are chosen but there is no public dataset, so this needs institutional data and ethics approval.</w:t>
+      </w:r>
+    </w:p>
+    <w:p>
+      <w:pPr>
         <w:spacing w:after="120"/>
       </w:pPr>
       <w:r>
@@ -3609,7 +3765,7 @@
       <w:r>
         <w:drawing>
           <wp:inline xmlns:a="http://schemas.openxmlformats.org/drawingml/2006/main" xmlns:pic="http://schemas.openxmlformats.org/drawingml/2006/picture">
-            <wp:extent cx="5760720" cy="2365663"/>
+            <wp:extent cx="6309360" cy="2760345"/>
             <wp:docPr id="19" name="Picture 19"/>
             <wp:cNvGraphicFramePr>
               <a:graphicFrameLocks noChangeAspect="1"/>
@@ -3618,7 +3774,7 @@
               <a:graphicData uri="http://schemas.openxmlformats.org/drawingml/2006/picture">
                 <pic:pic>
                   <pic:nvPicPr>
-                    <pic:cNvPr id="0" name="diag5c_tavr.png"/>
+                    <pic:cNvPr id="0" name="mfig7.png"/>
                     <pic:cNvPicPr/>
                   </pic:nvPicPr>
                   <pic:blipFill>
@@ -3630,7 +3786,7 @@
                   <pic:spPr>
                     <a:xfrm>
                       <a:off x="0" y="0"/>
-                      <a:ext cx="5760720" cy="2365663"/>
+                      <a:ext cx="6309360" cy="2760345"/>
                     </a:xfrm>
                     <a:prstGeom prst="rect"/>
                   </pic:spPr>
@@ -3639,6 +3795,42 @@
             </a:graphic>
           </wp:inline>
         </w:drawing>
+      </w:r>
+    </w:p>
+    <w:p>
+      <w:pPr>
+        <w:spacing w:after="160"/>
+        <w:jc w:val="center"/>
+      </w:pPr>
+      <w:r>
+        <w:rPr>
+          <w:b w:val="0"/>
+          <w:i/>
+          <w:color w:val="555555"/>
+          <w:sz w:val="17"/>
+        </w:rPr>
+        <w:t>Figure 7. TAVR — offline 3D CT sizing before the procedure, live fluoroscopy tracking during it.</w:t>
+      </w:r>
+    </w:p>
+    <w:p>
+      <w:pPr>
+        <w:spacing w:after="200"/>
+        <w:ind w:left="259" w:right="259"/>
+      </w:pPr>
+      <w:r>
+        <w:rPr>
+          <w:b/>
+          <w:color w:val="2E6DA4"/>
+          <w:sz w:val="19"/>
+        </w:rPr>
+        <w:t xml:space="preserve">How to read it.  </w:t>
+      </w:r>
+      <w:r>
+        <w:rPr>
+          <w:color w:val="555555"/>
+          <w:sz w:val="19"/>
+        </w:rPr>
+        <w:t>Two phases. Before the procedure (top), a 3D CT scan is segmented by a heavy offline model to extract 22 aortic measurements for valve sizing, checked against expert agreement. During the procedure (bottom), a lightweight detector tracks the valve and catheter on live fluoroscopy. The top phase is deliberately an offline workstation job — 3D CT is too heavy for the cart. The dashed note is the honest limit: the model is chosen but no public TAVR CT dataset exists, so only proxy data is available and this is not started.</w:t>
       </w:r>
     </w:p>
     <w:p>
@@ -4368,6 +4560,73 @@
                 <w:sz w:val="20"/>
               </w:rPr>
               <w:t>New metric</w:t>
+            </w:r>
+          </w:p>
+        </w:tc>
+      </w:tr>
+      <w:tr>
+        <w:tc>
+          <w:tcPr>
+            <w:tcW w:type="dxa" w:w="1224"/>
+          </w:tcPr>
+          <w:p>
+            <w:r>
+              <w:rPr>
+                <w:sz w:val="20"/>
+              </w:rPr>
+              <w:t>2026-07-18</w:t>
+            </w:r>
+          </w:p>
+        </w:tc>
+        <w:tc>
+          <w:tcPr>
+            <w:tcW w:type="dxa" w:w="1224"/>
+          </w:tcPr>
+          <w:p>
+            <w:r>
+              <w:rPr>
+                <w:sz w:val="20"/>
+              </w:rPr>
+              <w:t>Document</w:t>
+            </w:r>
+          </w:p>
+        </w:tc>
+        <w:tc>
+          <w:tcPr>
+            <w:tcW w:type="dxa" w:w="1440"/>
+          </w:tcPr>
+          <w:p>
+            <w:r>
+              <w:rPr>
+                <w:sz w:val="20"/>
+              </w:rPr>
+              <w:t>Handover v3</w:t>
+            </w:r>
+          </w:p>
+        </w:tc>
+        <w:tc>
+          <w:tcPr>
+            <w:tcW w:type="dxa" w:w="4464"/>
+          </w:tcPr>
+          <w:p>
+            <w:r>
+              <w:rPr>
+                <w:sz w:val="20"/>
+              </w:rPr>
+              <w:t>All seven architecture figures re-rendered from clean Mermaid source (rendered locally to PNG); Figure 4 legend added to caption; a plain-language “How to read it” explanation added under every figure.</w:t>
+            </w:r>
+          </w:p>
+        </w:tc>
+        <w:tc>
+          <w:tcPr>
+            <w:tcW w:type="dxa" w:w="2304"/>
+          </w:tcPr>
+          <w:p>
+            <w:r>
+              <w:rPr>
+                <w:sz w:val="20"/>
+              </w:rPr>
+              <w:t>—</w:t>
             </w:r>
           </w:p>
         </w:tc>
